--- a/drive-docs/nav.docx
+++ b/drive-docs/nav.docx
@@ -3,14 +3,46 @@
 <w:document xmlns:wpc="http://schemas.microsoft.com/office/word/2010/wordprocessingCanvas" xmlns:mc="http://schemas.openxmlformats.org/markup-compatibility/2006" xmlns:o="urn:schemas-microsoft-com:office:office" xmlns:r="http://schemas.openxmlformats.org/officeDocument/2006/relationships" xmlns:m="http://schemas.openxmlformats.org/officeDocument/2006/math" xmlns:v="urn:schemas-microsoft-com:vml" xmlns:wp14="http://schemas.microsoft.com/office/word/2010/wordprocessingDrawing" xmlns:wp="http://schemas.openxmlformats.org/drawingml/2006/wordprocessingDrawing" xmlns:w10="urn:schemas-microsoft-com:office:word" xmlns:w="http://schemas.openxmlformats.org/wordprocessingml/2006/main" xmlns:w14="http://schemas.microsoft.com/office/word/2010/wordml" xmlns:w15="http://schemas.microsoft.com/office/word/2012/wordml" xmlns:wpg="http://schemas.microsoft.com/office/word/2010/wordprocessingGroup" xmlns:wpi="http://schemas.microsoft.com/office/word/2010/wordprocessingInk" xmlns:wne="http://schemas.microsoft.com/office/word/2006/wordml" xmlns:wps="http://schemas.microsoft.com/office/word/2010/wordprocessingShape" xmlns:cx="http://schemas.microsoft.com/office/drawing/2014/chartex" xmlns:cx1="http://schemas.microsoft.com/office/drawing/2015/9/8/chartex" xmlns:cx2="http://schemas.microsoft.com/office/drawing/2015/10/21/chartex" xmlns:cx3="http://schemas.microsoft.com/office/drawing/2016/5/9/chartex" xmlns:cx4="http://schemas.microsoft.com/office/drawing/2016/5/10/chartex" xmlns:cx5="http://schemas.microsoft.com/office/drawing/2016/5/11/chartex" xmlns:cx6="http://schemas.microsoft.com/office/drawing/2016/5/12/chartex" xmlns:cx7="http://schemas.microsoft.com/office/drawing/2016/5/13/chartex" xmlns:cx8="http://schemas.microsoft.com/office/drawing/2016/5/14/chartex" xmlns:aink="http://schemas.microsoft.com/office/drawing/2016/ink" xmlns:am3d="http://schemas.microsoft.com/office/drawing/2017/model3d" xmlns:w16cex="http://schemas.microsoft.com/office/word/2018/wordml/cex" xmlns:w16cid="http://schemas.microsoft.com/office/word/2016/wordml/cid" xmlns:w16="http://schemas.microsoft.com/office/word/2018/wordml" xmlns:w16sdtdh="http://schemas.microsoft.com/office/word/2020/wordml/sdtdatahash" xmlns:w16se="http://schemas.microsoft.com/office/word/2015/wordml/symex" mc:Ignorable="w14 w15 wp14">
   <w:body>
     <w:p>
-      <w:hyperlink w:history="1" r:id="rIddccjg-7sg1cca7k2g9rt0">
-        <w:r>
-          <w:rPr>
-            <w:rStyle w:val="Hyperlink"/>
-          </w:rPr>
-          <w:t xml:space="preserve"/>
-        </w:r>
-      </w:hyperlink>
+      <w:r>
+        <w:drawing>
+          <wp:inline distT="0" distB="0" distL="0" distR="0">
+            <wp:extent cx="1533525" cy="914400"/>
+            <wp:effectExtent t="0" r="0" b="0" l="0"/>
+            <wp:docPr id="1" name="" descr="" title=""/>
+            <wp:cNvGraphicFramePr>
+              <a:graphicFrameLocks xmlns:a="http://schemas.openxmlformats.org/drawingml/2006/main" noChangeAspect="1"/>
+            </wp:cNvGraphicFramePr>
+            <a:graphic xmlns:a="http://schemas.openxmlformats.org/drawingml/2006/main">
+              <a:graphicData uri="http://schemas.openxmlformats.org/drawingml/2006/picture">
+                <pic:pic xmlns:pic="http://schemas.openxmlformats.org/drawingml/2006/picture">
+                  <pic:nvPicPr>
+                    <pic:cNvPr id="0" name="" descr=""/>
+                    <pic:cNvPicPr>
+                      <a:picLocks noChangeAspect="1" noChangeArrowheads="1"/>
+                    </pic:cNvPicPr>
+                  </pic:nvPicPr>
+                  <pic:blipFill>
+                    <a:blip r:embed="rId7" cstate="none"/>
+                    <a:srcRect/>
+                    <a:stretch>
+                      <a:fillRect/>
+                    </a:stretch>
+                  </pic:blipFill>
+                  <pic:spPr bwMode="auto">
+                    <a:xfrm>
+                      <a:off x="0" y="0"/>
+                      <a:ext cx="1533525" cy="914400"/>
+                    </a:xfrm>
+                    <a:prstGeom prst="rect">
+                      <a:avLst/>
+                    </a:prstGeom>
+                  </pic:spPr>
+                </pic:pic>
+              </a:graphicData>
+            </a:graphic>
+          </wp:inline>
+        </w:drawing>
+      </w:r>
     </w:p>
     <w:p>
       <w:r>
@@ -25,7 +57,7 @@
           <w:numId w:val="1"/>
         </w:numPr>
       </w:pPr>
-      <w:hyperlink w:history="1" r:id="rIdn0rvji0tanpjbhliwvtry">
+      <w:hyperlink w:history="1" r:id="rIdkzik092qnjdjwdjmpvdfa">
         <w:r>
           <w:rPr>
             <w:rStyle w:val="Hyperlink"/>
@@ -60,7 +92,7 @@
           <w:numId w:val="1"/>
         </w:numPr>
       </w:pPr>
-      <w:hyperlink w:history="1" r:id="rId6j7e57oramkvhlhug7rt0">
+      <w:hyperlink w:history="1" r:id="rIdtcdk-zgxmc8jukcsk1hew">
         <w:r>
           <w:rPr>
             <w:rStyle w:val="Hyperlink"/>
@@ -77,7 +109,7 @@
           <w:numId w:val="1"/>
         </w:numPr>
       </w:pPr>
-      <w:hyperlink w:history="1" r:id="rIdaihwzispna55oq1whrvwq">
+      <w:hyperlink w:history="1" r:id="rIdzi1ha81e-qdza3hma5kw5">
         <w:r>
           <w:rPr>
             <w:rStyle w:val="Hyperlink"/>
@@ -94,7 +126,7 @@
           <w:numId w:val="1"/>
         </w:numPr>
       </w:pPr>
-      <w:hyperlink w:history="1" r:id="rId-hegmkg2cef62wivjkv82">
+      <w:hyperlink w:history="1" r:id="rIdsvf1bi1rm942nod7kous9">
         <w:r>
           <w:rPr>
             <w:rStyle w:val="Hyperlink"/>
@@ -111,7 +143,7 @@
           <w:numId w:val="1"/>
         </w:numPr>
       </w:pPr>
-      <w:hyperlink w:history="1" r:id="rId9avcdnbmsccur4do6iarm">
+      <w:hyperlink w:history="1" r:id="rIdipxbry9extydo1mdbdvlr">
         <w:r>
           <w:rPr>
             <w:rStyle w:val="Hyperlink"/>
@@ -128,7 +160,7 @@
           <w:numId w:val="1"/>
         </w:numPr>
       </w:pPr>
-      <w:hyperlink w:history="1" r:id="rIdfxpsc4kif-fbhxmcu2btl">
+      <w:hyperlink w:history="1" r:id="rIdonxk3zfgu8_0rvldnztcx">
         <w:r>
           <w:rPr>
             <w:rStyle w:val="Hyperlink"/>
@@ -145,7 +177,7 @@
           <w:numId w:val="1"/>
         </w:numPr>
       </w:pPr>
-      <w:hyperlink w:history="1" r:id="rIdcxyd4aftf_sunit1rtvny">
+      <w:hyperlink w:history="1" r:id="rIdchoul3qllohgq38cyux2b">
         <w:r>
           <w:rPr>
             <w:rStyle w:val="Hyperlink"/>
@@ -162,7 +194,7 @@
           <w:numId w:val="1"/>
         </w:numPr>
       </w:pPr>
-      <w:hyperlink w:history="1" r:id="rIdjgawi3gtl8hudpvcsjjw0">
+      <w:hyperlink w:history="1" r:id="rIdbkbcnluk8tjynzmt7ygdg">
         <w:r>
           <w:rPr>
             <w:rStyle w:val="Hyperlink"/>
@@ -197,7 +229,7 @@
           <w:numId w:val="1"/>
         </w:numPr>
       </w:pPr>
-      <w:hyperlink w:history="1" r:id="rIdt6sk7hydjvx3eabxqjl5g">
+      <w:hyperlink w:history="1" r:id="rIdezmarsynzuwakga1qrnel">
         <w:r>
           <w:rPr>
             <w:rStyle w:val="Hyperlink"/>
@@ -214,7 +246,7 @@
           <w:numId w:val="1"/>
         </w:numPr>
       </w:pPr>
-      <w:hyperlink w:history="1" r:id="rIdvcuzoqh7dw6mhn1cfdnz-">
+      <w:hyperlink w:history="1" r:id="rIdbwb4vvwybsfvd862mhv4o">
         <w:r>
           <w:rPr>
             <w:rStyle w:val="Hyperlink"/>
@@ -231,7 +263,7 @@
           <w:numId w:val="1"/>
         </w:numPr>
       </w:pPr>
-      <w:hyperlink w:history="1" r:id="rIddwpxxwlzjyaylxqcu7hop">
+      <w:hyperlink w:history="1" r:id="rIdesschrzkakez3qarnnjew">
         <w:r>
           <w:rPr>
             <w:rStyle w:val="Hyperlink"/>
@@ -271,7 +303,7 @@
           <w:numId w:val="1"/>
         </w:numPr>
       </w:pPr>
-      <w:hyperlink w:history="1" r:id="rIdjypnz9-gh7rt7oezadsfa">
+      <w:hyperlink w:history="1" r:id="rIdmedyu7gvp8yb8cybrevb-">
         <w:r>
           <w:rPr>
             <w:rStyle w:val="Hyperlink"/>
@@ -288,7 +320,7 @@
           <w:numId w:val="1"/>
         </w:numPr>
       </w:pPr>
-      <w:hyperlink w:history="1" r:id="rIdq__ae8kdbsdiee1dpprkz">
+      <w:hyperlink w:history="1" r:id="rIdvs_xbwai4ra5ldux1jnaz">
         <w:r>
           <w:rPr>
             <w:rStyle w:val="Hyperlink"/>
@@ -305,7 +337,7 @@
           <w:numId w:val="1"/>
         </w:numPr>
       </w:pPr>
-      <w:hyperlink w:history="1" r:id="rIdlpeue7izd8ya8hp7nu9ho">
+      <w:hyperlink w:history="1" r:id="rIdwhv3gkz_o_n13v1q7pozl">
         <w:r>
           <w:rPr>
             <w:rStyle w:val="Hyperlink"/>

--- a/drive-docs/nav.docx
+++ b/drive-docs/nav.docx
@@ -57,7 +57,7 @@
           <w:numId w:val="1"/>
         </w:numPr>
       </w:pPr>
-      <w:hyperlink w:history="1" r:id="rIdkzik092qnjdjwdjmpvdfa">
+      <w:hyperlink w:history="1" r:id="rIds7_h10sbyqu4crxj0hiqf">
         <w:r>
           <w:rPr>
             <w:rStyle w:val="Hyperlink"/>
@@ -78,9 +78,6 @@
         <w:t xml:space="preserve">Adobe Partner </w:t>
       </w:r>
       <w:r>
-        <w:t xml:space="preserve"> CMS y DAM Personalización en tiempo real Datos accionables Arquitectura Headless Mail Marketing Automatización omnicanal </w:t>
-      </w:r>
-      <w:r>
         <w:t xml:space="preserve"> </w:t>
       </w:r>
     </w:p>
@@ -92,7 +89,7 @@
           <w:numId w:val="1"/>
         </w:numPr>
       </w:pPr>
-      <w:hyperlink w:history="1" r:id="rIdtcdk-zgxmc8jukcsk1hew">
+      <w:hyperlink w:history="1" r:id="rIdb464bhpcjrfirglaqur9x">
         <w:r>
           <w:rPr>
             <w:rStyle w:val="Hyperlink"/>
@@ -109,7 +106,7 @@
           <w:numId w:val="1"/>
         </w:numPr>
       </w:pPr>
-      <w:hyperlink w:history="1" r:id="rIdzi1ha81e-qdza3hma5kw5">
+      <w:hyperlink w:history="1" r:id="rIdicposjo_uh_l4ckwuksff">
         <w:r>
           <w:rPr>
             <w:rStyle w:val="Hyperlink"/>
@@ -126,7 +123,7 @@
           <w:numId w:val="1"/>
         </w:numPr>
       </w:pPr>
-      <w:hyperlink w:history="1" r:id="rIdsvf1bi1rm942nod7kous9">
+      <w:hyperlink w:history="1" r:id="rId3kkcwrnj4nk4w_8ynw6x9">
         <w:r>
           <w:rPr>
             <w:rStyle w:val="Hyperlink"/>
@@ -143,7 +140,7 @@
           <w:numId w:val="1"/>
         </w:numPr>
       </w:pPr>
-      <w:hyperlink w:history="1" r:id="rIdipxbry9extydo1mdbdvlr">
+      <w:hyperlink w:history="1" r:id="rIdz3b8ynswuf4-smhzvd9m0">
         <w:r>
           <w:rPr>
             <w:rStyle w:val="Hyperlink"/>
@@ -160,7 +157,7 @@
           <w:numId w:val="1"/>
         </w:numPr>
       </w:pPr>
-      <w:hyperlink w:history="1" r:id="rIdonxk3zfgu8_0rvldnztcx">
+      <w:hyperlink w:history="1" r:id="rIdp8g28hj0f5yftkckjvm-1">
         <w:r>
           <w:rPr>
             <w:rStyle w:val="Hyperlink"/>
@@ -177,7 +174,7 @@
           <w:numId w:val="1"/>
         </w:numPr>
       </w:pPr>
-      <w:hyperlink w:history="1" r:id="rIdchoul3qllohgq38cyux2b">
+      <w:hyperlink w:history="1" r:id="rIdat0tgpglpmcw2sqqcqty5">
         <w:r>
           <w:rPr>
             <w:rStyle w:val="Hyperlink"/>
@@ -194,7 +191,7 @@
           <w:numId w:val="1"/>
         </w:numPr>
       </w:pPr>
-      <w:hyperlink w:history="1" r:id="rIdbkbcnluk8tjynzmt7ygdg">
+      <w:hyperlink w:history="1" r:id="rId6ljtn-3zqiir_w6wijy9j">
         <w:r>
           <w:rPr>
             <w:rStyle w:val="Hyperlink"/>
@@ -215,9 +212,6 @@
         <w:t xml:space="preserve">Nosotros </w:t>
       </w:r>
       <w:r>
-        <w:t xml:space="preserve"> Quiénes Somos Storytelling </w:t>
-      </w:r>
-      <w:r>
         <w:t xml:space="preserve"> </w:t>
       </w:r>
     </w:p>
@@ -229,7 +223,7 @@
           <w:numId w:val="1"/>
         </w:numPr>
       </w:pPr>
-      <w:hyperlink w:history="1" r:id="rIdezmarsynzuwakga1qrnel">
+      <w:hyperlink w:history="1" r:id="rId_2f6rwnq0sgqsno9-b9yt">
         <w:r>
           <w:rPr>
             <w:rStyle w:val="Hyperlink"/>
@@ -246,7 +240,7 @@
           <w:numId w:val="1"/>
         </w:numPr>
       </w:pPr>
-      <w:hyperlink w:history="1" r:id="rIdbwb4vvwybsfvd862mhv4o">
+      <w:hyperlink w:history="1" r:id="rIdrtalhdkh_ihylneem4ldv">
         <w:r>
           <w:rPr>
             <w:rStyle w:val="Hyperlink"/>
@@ -263,7 +257,7 @@
           <w:numId w:val="1"/>
         </w:numPr>
       </w:pPr>
-      <w:hyperlink w:history="1" r:id="rIdesschrzkakez3qarnnjew">
+      <w:hyperlink w:history="1" r:id="rId3k5qyu-9axpp5cqykt_el">
         <w:r>
           <w:rPr>
             <w:rStyle w:val="Hyperlink"/>
@@ -289,9 +283,6 @@
         <w:t xml:space="preserve">ES </w:t>
       </w:r>
       <w:r>
-        <w:t xml:space="preserve"> Español English </w:t>
-      </w:r>
-      <w:r>
         <w:t xml:space="preserve"> </w:t>
       </w:r>
     </w:p>
@@ -303,7 +294,7 @@
           <w:numId w:val="1"/>
         </w:numPr>
       </w:pPr>
-      <w:hyperlink w:history="1" r:id="rIdmedyu7gvp8yb8cybrevb-">
+      <w:hyperlink w:history="1" r:id="rIdsgykfyagraqe5t8m1x37e">
         <w:r>
           <w:rPr>
             <w:rStyle w:val="Hyperlink"/>
@@ -320,7 +311,7 @@
           <w:numId w:val="1"/>
         </w:numPr>
       </w:pPr>
-      <w:hyperlink w:history="1" r:id="rIdvs_xbwai4ra5ldux1jnaz">
+      <w:hyperlink w:history="1" r:id="rIdnm5bkkl5egrjuhkg-9s7d">
         <w:r>
           <w:rPr>
             <w:rStyle w:val="Hyperlink"/>
@@ -337,7 +328,7 @@
           <w:numId w:val="1"/>
         </w:numPr>
       </w:pPr>
-      <w:hyperlink w:history="1" r:id="rIdwhv3gkz_o_n13v1q7pozl">
+      <w:hyperlink w:history="1" r:id="rIdpsxhvllwmkvedsefbhe7c">
         <w:r>
           <w:rPr>
             <w:rStyle w:val="Hyperlink"/>

--- a/drive-docs/nav.docx
+++ b/drive-docs/nav.docx
@@ -57,7 +57,7 @@
           <w:numId w:val="1"/>
         </w:numPr>
       </w:pPr>
-      <w:hyperlink w:history="1" r:id="rIds7_h10sbyqu4crxj0hiqf">
+      <w:hyperlink w:history="1" r:id="rIdotjkmjdpskedyy-mmqqtf">
         <w:r>
           <w:rPr>
             <w:rStyle w:val="Hyperlink"/>
@@ -89,7 +89,7 @@
           <w:numId w:val="1"/>
         </w:numPr>
       </w:pPr>
-      <w:hyperlink w:history="1" r:id="rIdb464bhpcjrfirglaqur9x">
+      <w:hyperlink w:history="1" r:id="rIdndh0b_gkox3ranelstwf0">
         <w:r>
           <w:rPr>
             <w:rStyle w:val="Hyperlink"/>
@@ -106,7 +106,7 @@
           <w:numId w:val="1"/>
         </w:numPr>
       </w:pPr>
-      <w:hyperlink w:history="1" r:id="rIdicposjo_uh_l4ckwuksff">
+      <w:hyperlink w:history="1" r:id="rIdka94uafqjlvfuasueub-v">
         <w:r>
           <w:rPr>
             <w:rStyle w:val="Hyperlink"/>
@@ -123,7 +123,7 @@
           <w:numId w:val="1"/>
         </w:numPr>
       </w:pPr>
-      <w:hyperlink w:history="1" r:id="rId3kkcwrnj4nk4w_8ynw6x9">
+      <w:hyperlink w:history="1" r:id="rIdh33ogy5ksi1za2kdim5p-">
         <w:r>
           <w:rPr>
             <w:rStyle w:val="Hyperlink"/>
@@ -140,7 +140,7 @@
           <w:numId w:val="1"/>
         </w:numPr>
       </w:pPr>
-      <w:hyperlink w:history="1" r:id="rIdz3b8ynswuf4-smhzvd9m0">
+      <w:hyperlink w:history="1" r:id="rIdlpdaxfxd3ihbgq-u5szc_">
         <w:r>
           <w:rPr>
             <w:rStyle w:val="Hyperlink"/>
@@ -157,7 +157,7 @@
           <w:numId w:val="1"/>
         </w:numPr>
       </w:pPr>
-      <w:hyperlink w:history="1" r:id="rIdp8g28hj0f5yftkckjvm-1">
+      <w:hyperlink w:history="1" r:id="rId9lkc2ndixqadwwrxagkbk">
         <w:r>
           <w:rPr>
             <w:rStyle w:val="Hyperlink"/>
@@ -174,7 +174,7 @@
           <w:numId w:val="1"/>
         </w:numPr>
       </w:pPr>
-      <w:hyperlink w:history="1" r:id="rIdat0tgpglpmcw2sqqcqty5">
+      <w:hyperlink w:history="1" r:id="rIdtglrtucv0pc6zvv1evfht">
         <w:r>
           <w:rPr>
             <w:rStyle w:val="Hyperlink"/>
@@ -191,7 +191,7 @@
           <w:numId w:val="1"/>
         </w:numPr>
       </w:pPr>
-      <w:hyperlink w:history="1" r:id="rId6ljtn-3zqiir_w6wijy9j">
+      <w:hyperlink w:history="1" r:id="rIdydmmbrpu2oxyhvhskcmom">
         <w:r>
           <w:rPr>
             <w:rStyle w:val="Hyperlink"/>
@@ -223,7 +223,7 @@
           <w:numId w:val="1"/>
         </w:numPr>
       </w:pPr>
-      <w:hyperlink w:history="1" r:id="rId_2f6rwnq0sgqsno9-b9yt">
+      <w:hyperlink w:history="1" r:id="rId8qidwxyqhptqmryblolxo">
         <w:r>
           <w:rPr>
             <w:rStyle w:val="Hyperlink"/>
@@ -240,7 +240,7 @@
           <w:numId w:val="1"/>
         </w:numPr>
       </w:pPr>
-      <w:hyperlink w:history="1" r:id="rIdrtalhdkh_ihylneem4ldv">
+      <w:hyperlink w:history="1" r:id="rIdyflisphsmwb7ctve0-ag1">
         <w:r>
           <w:rPr>
             <w:rStyle w:val="Hyperlink"/>
@@ -257,7 +257,7 @@
           <w:numId w:val="1"/>
         </w:numPr>
       </w:pPr>
-      <w:hyperlink w:history="1" r:id="rId3k5qyu-9axpp5cqykt_el">
+      <w:hyperlink w:history="1" r:id="rId0pbmjr44xdoro_zijujjc">
         <w:r>
           <w:rPr>
             <w:rStyle w:val="Hyperlink"/>
@@ -294,7 +294,7 @@
           <w:numId w:val="1"/>
         </w:numPr>
       </w:pPr>
-      <w:hyperlink w:history="1" r:id="rIdsgykfyagraqe5t8m1x37e">
+      <w:hyperlink w:history="1" r:id="rIdtow8gjql15a5b9yc1flq2">
         <w:r>
           <w:rPr>
             <w:rStyle w:val="Hyperlink"/>
@@ -311,7 +311,7 @@
           <w:numId w:val="1"/>
         </w:numPr>
       </w:pPr>
-      <w:hyperlink w:history="1" r:id="rIdnm5bkkl5egrjuhkg-9s7d">
+      <w:hyperlink w:history="1" r:id="rIdskm-smz4vpbn4yaejau8y">
         <w:r>
           <w:rPr>
             <w:rStyle w:val="Hyperlink"/>
@@ -328,7 +328,7 @@
           <w:numId w:val="1"/>
         </w:numPr>
       </w:pPr>
-      <w:hyperlink w:history="1" r:id="rIdpsxhvllwmkvedsefbhe7c">
+      <w:hyperlink w:history="1" r:id="rIdqt_o5zo-tuay3ctnxy83z">
         <w:r>
           <w:rPr>
             <w:rStyle w:val="Hyperlink"/>

--- a/drive-docs/nav.docx
+++ b/drive-docs/nav.docx
@@ -45,9 +45,11 @@
       </w:r>
     </w:p>
     <w:p>
-      <w:r>
-        <w:t xml:space="preserve">---</w:t>
-      </w:r>
+      <w:pPr>
+        <w:pBdr>
+          <w:bottom w:val="single" w:color="000000" w:sz="6" w:space="1"/>
+        </w:pBdr>
+      </w:pPr>
     </w:p>
     <w:p>
       <w:pPr>
@@ -57,7 +59,7 @@
           <w:numId w:val="1"/>
         </w:numPr>
       </w:pPr>
-      <w:hyperlink w:history="1" r:id="rIdotjkmjdpskedyy-mmqqtf">
+      <w:hyperlink w:history="1" r:id="rIdn8x3lam4ofyfypmxwi-g0">
         <w:r>
           <w:rPr>
             <w:rStyle w:val="Hyperlink"/>
@@ -89,7 +91,7 @@
           <w:numId w:val="1"/>
         </w:numPr>
       </w:pPr>
-      <w:hyperlink w:history="1" r:id="rIdndh0b_gkox3ranelstwf0">
+      <w:hyperlink w:history="1" r:id="rIdgaqneid_xj9etqzdwahs1">
         <w:r>
           <w:rPr>
             <w:rStyle w:val="Hyperlink"/>
@@ -106,7 +108,7 @@
           <w:numId w:val="1"/>
         </w:numPr>
       </w:pPr>
-      <w:hyperlink w:history="1" r:id="rIdka94uafqjlvfuasueub-v">
+      <w:hyperlink w:history="1" r:id="rIdud13jsvv7kyohnzxllt9r">
         <w:r>
           <w:rPr>
             <w:rStyle w:val="Hyperlink"/>
@@ -123,7 +125,7 @@
           <w:numId w:val="1"/>
         </w:numPr>
       </w:pPr>
-      <w:hyperlink w:history="1" r:id="rIdh33ogy5ksi1za2kdim5p-">
+      <w:hyperlink w:history="1" r:id="rIdky1-ec2ekfztltwm0m-02">
         <w:r>
           <w:rPr>
             <w:rStyle w:val="Hyperlink"/>
@@ -140,7 +142,7 @@
           <w:numId w:val="1"/>
         </w:numPr>
       </w:pPr>
-      <w:hyperlink w:history="1" r:id="rIdlpdaxfxd3ihbgq-u5szc_">
+      <w:hyperlink w:history="1" r:id="rIdymkv2zuavoshyuddhhbok">
         <w:r>
           <w:rPr>
             <w:rStyle w:val="Hyperlink"/>
@@ -157,7 +159,7 @@
           <w:numId w:val="1"/>
         </w:numPr>
       </w:pPr>
-      <w:hyperlink w:history="1" r:id="rId9lkc2ndixqadwwrxagkbk">
+      <w:hyperlink w:history="1" r:id="rIdougw5dabkfgt-knq4owjw">
         <w:r>
           <w:rPr>
             <w:rStyle w:val="Hyperlink"/>
@@ -174,7 +176,7 @@
           <w:numId w:val="1"/>
         </w:numPr>
       </w:pPr>
-      <w:hyperlink w:history="1" r:id="rIdtglrtucv0pc6zvv1evfht">
+      <w:hyperlink w:history="1" r:id="rIdqjsw_l2goq62lafsixin_">
         <w:r>
           <w:rPr>
             <w:rStyle w:val="Hyperlink"/>
@@ -191,7 +193,7 @@
           <w:numId w:val="1"/>
         </w:numPr>
       </w:pPr>
-      <w:hyperlink w:history="1" r:id="rIdydmmbrpu2oxyhvhskcmom">
+      <w:hyperlink w:history="1" r:id="rId3ggytwxm2aj6g1byt0mx2">
         <w:r>
           <w:rPr>
             <w:rStyle w:val="Hyperlink"/>
@@ -223,7 +225,7 @@
           <w:numId w:val="1"/>
         </w:numPr>
       </w:pPr>
-      <w:hyperlink w:history="1" r:id="rId8qidwxyqhptqmryblolxo">
+      <w:hyperlink w:history="1" r:id="rId07umclc0o30tvsovm5xqy">
         <w:r>
           <w:rPr>
             <w:rStyle w:val="Hyperlink"/>
@@ -240,7 +242,7 @@
           <w:numId w:val="1"/>
         </w:numPr>
       </w:pPr>
-      <w:hyperlink w:history="1" r:id="rIdyflisphsmwb7ctve0-ag1">
+      <w:hyperlink w:history="1" r:id="rIdnhx8iv04ouwoilawyetf3">
         <w:r>
           <w:rPr>
             <w:rStyle w:val="Hyperlink"/>
@@ -257,7 +259,7 @@
           <w:numId w:val="1"/>
         </w:numPr>
       </w:pPr>
-      <w:hyperlink w:history="1" r:id="rId0pbmjr44xdoro_zijujjc">
+      <w:hyperlink w:history="1" r:id="rIdyh_khg4n9wvogl_6hnh5b">
         <w:r>
           <w:rPr>
             <w:rStyle w:val="Hyperlink"/>
@@ -267,9 +269,11 @@
       </w:hyperlink>
     </w:p>
     <w:p>
-      <w:r>
-        <w:t xml:space="preserve">---</w:t>
-      </w:r>
+      <w:pPr>
+        <w:pBdr>
+          <w:bottom w:val="single" w:color="000000" w:sz="6" w:space="1"/>
+        </w:pBdr>
+      </w:pPr>
     </w:p>
     <w:p>
       <w:pPr>
@@ -294,7 +298,7 @@
           <w:numId w:val="1"/>
         </w:numPr>
       </w:pPr>
-      <w:hyperlink w:history="1" r:id="rIdtow8gjql15a5b9yc1flq2">
+      <w:hyperlink w:history="1" r:id="rIdszlaszh4fb2b6udajtrvi">
         <w:r>
           <w:rPr>
             <w:rStyle w:val="Hyperlink"/>
@@ -311,7 +315,7 @@
           <w:numId w:val="1"/>
         </w:numPr>
       </w:pPr>
-      <w:hyperlink w:history="1" r:id="rIdskm-smz4vpbn4yaejau8y">
+      <w:hyperlink w:history="1" r:id="rIdhuddc5k2moql4sabm1wlb">
         <w:r>
           <w:rPr>
             <w:rStyle w:val="Hyperlink"/>
@@ -328,7 +332,7 @@
           <w:numId w:val="1"/>
         </w:numPr>
       </w:pPr>
-      <w:hyperlink w:history="1" r:id="rIdqt_o5zo-tuay3ctnxy83z">
+      <w:hyperlink w:history="1" r:id="rIdrv-ngcbtzxtq9ap83-pr3">
         <w:r>
           <w:rPr>
             <w:rStyle w:val="Hyperlink"/>
